--- a/docs/Claude_Orchestration_Accelerator_Team_Guide.docx
+++ b/docs/Claude_Orchestration_Accelerator_Team_Guide.docx
@@ -803,7 +803,7 @@
         <w:spacing w:after="60"/>
       </w:pPr>
       <w:r>
-        <w:t xml:space="preserve">9. Once all steps complete, execute() returns a dictionary mapping each step name to its validated output.</w:t>
+        <w:t>9. Once all steps complete, execute() returns a dictionary mapping each step name to a result dict: {output, model_used, stop_reason, usage, tool_calls, request_id, latency_ms}. output is the validated text; the rest is metadata about that step's model call (tool_calls is agent_sdk-only, request_id is messages_api-only).</w:t>
       </w:r>
     </w:p>
     <w:p>
@@ -812,6 +812,31 @@
       </w:pPr>
       <w:r>
         <w:t xml:space="preserve">The batch path (execute_batch()) follows a parallel flow: it reads config/batch_registry.yaml to map a batch_id to a (process, step) pair, submits one real Anthropic Message Batches API job (Messages API backend only), polls for completion, and validates each result the same way.</w:t>
+      </w:r>
+    </w:p>
+    <w:p>
+      <w:pPr>
+        <w:pStyle w:val="Heading2"/>
+        <w:spacing w:after="120"/>
+      </w:pPr>
+      <w:r>
+        <w:t>3.2 Model-Call Observability</w:t>
+      </w:r>
+    </w:p>
+    <w:p>
+      <w:pPr>
+        <w:spacing w:after="120"/>
+      </w:pPr>
+      <w:r>
+        <w:t>Every model call captures usage/cost, stop reason, the model that actually served the request (post-fallback), a latency measurement, and (messages_api only) the Anthropic request id. This is surfaced on two independent surfaces: in execute()'s return value (result[step]['usage'], ['stop_reason'], ['model_used'], ['latency_ms'], ['request_id']), and in the JSON-line trace log as a MODEL_CALL_END record, with usage/stop_reason/request_id/tool_calls/session_id nested under that record's metadata field (TraceRecord has no per-field slot for those -- they live in the catch-all metadata dict, not as top-level record fields).</w:t>
+      </w:r>
+    </w:p>
+    <w:p>
+      <w:pPr>
+        <w:spacing w:after="120"/>
+      </w:pPr>
+      <w:r>
+        <w:t>When the fallback chain falls back from one model to the next (a rate-limit or overload error), that transition is logged at Scope.WARNING before the eventually-successful call's own MODEL_CALL_END record -- so a fallback is visible in the trace even once a later model in the chain succeeds, not just inferable from which model ended up serving the request.</w:t>
       </w:r>
     </w:p>
     <w:p>
@@ -1093,7 +1118,7 @@
         <w:spacing w:after="120"/>
       </w:pPr>
       <w:r>
-        <w:t xml:space="preserve">Expected result: 14 tests pass at the repo root, 10 in model-router, 9 in project-accelerator.</w:t>
+        <w:t>Expected result: 46 tests pass at the repo root, 14 in model-router, 23 in project-accelerator.</w:t>
       </w:r>
     </w:p>
     <w:p>
@@ -2494,142 +2519,143 @@
           <w:sz w:val="18"/>
           <w:szCs w:val="18"/>
         </w:rPr>
-        <w:t xml:space="preserve">from auth_accelerator.exceptions import AuthResolutionError</w:t>
-      </w:r>
-      <w:r>
-        <w:rPr>
-          <w:rFonts w:ascii="Consolas" w:cs="Consolas" w:eastAsia="Consolas" w:hAnsi="Consolas"/>
-          <w:sz w:val="18"/>
-          <w:szCs w:val="18"/>
-        </w:rPr>
-        <w:br/>
-        <w:t xml:space="preserve">from project_accelerator import execute</w:t>
-      </w:r>
-      <w:r>
-        <w:rPr>
-          <w:rFonts w:ascii="Consolas" w:cs="Consolas" w:eastAsia="Consolas" w:hAnsi="Consolas"/>
-          <w:sz w:val="18"/>
-          <w:szCs w:val="18"/>
-        </w:rPr>
-        <w:br/>
-        <w:t xml:space="preserve"/>
-      </w:r>
-      <w:r>
-        <w:rPr>
-          <w:rFonts w:ascii="Consolas" w:cs="Consolas" w:eastAsia="Consolas" w:hAnsi="Consolas"/>
-          <w:sz w:val="18"/>
-          <w:szCs w:val="18"/>
-        </w:rPr>
-        <w:br/>
-        <w:t xml:space="preserve">def main() -&gt; None:</w:t>
-      </w:r>
-      <w:r>
-        <w:rPr>
-          <w:rFonts w:ascii="Consolas" w:cs="Consolas" w:eastAsia="Consolas" w:hAnsi="Consolas"/>
-          <w:sz w:val="18"/>
-          <w:szCs w:val="18"/>
-        </w:rPr>
+        <w:t>from auth_accelerator.exceptions import AuthResolutionError</w:t>
+        <w:br/>
+        <w:t>from project_accelerator import execute</w:t>
+        <w:br/>
+        <w:br/>
+        <w:t>def main() -&gt; None:</w:t>
         <w:br/>
         <w:t xml:space="preserve">    try:</w:t>
-      </w:r>
-      <w:r>
-        <w:rPr>
-          <w:rFonts w:ascii="Consolas" w:cs="Consolas" w:eastAsia="Consolas" w:hAnsi="Consolas"/>
-          <w:sz w:val="18"/>
-          <w:szCs w:val="18"/>
-        </w:rPr>
         <w:br/>
         <w:t xml:space="preserve">        result = execute({</w:t>
-      </w:r>
-      <w:r>
-        <w:rPr>
-          <w:rFonts w:ascii="Consolas" w:cs="Consolas" w:eastAsia="Consolas" w:hAnsi="Consolas"/>
-          <w:sz w:val="18"/>
-          <w:szCs w:val="18"/>
-        </w:rPr>
         <w:br/>
         <w:t xml:space="preserve">            "process": "ticketClassification",</w:t>
-      </w:r>
-      <w:r>
-        <w:rPr>
-          <w:rFonts w:ascii="Consolas" w:cs="Consolas" w:eastAsia="Consolas" w:hAnsi="Consolas"/>
-          <w:sz w:val="18"/>
-          <w:szCs w:val="18"/>
-        </w:rPr>
         <w:br/>
         <w:t xml:space="preserve">            "input": "The app crashes every time I try to log in.",</w:t>
-      </w:r>
-      <w:r>
-        <w:rPr>
-          <w:rFonts w:ascii="Consolas" w:cs="Consolas" w:eastAsia="Consolas" w:hAnsi="Consolas"/>
-          <w:sz w:val="18"/>
-          <w:szCs w:val="18"/>
-        </w:rPr>
         <w:br/>
         <w:t xml:space="preserve">            "backend": "agent_sdk",</w:t>
-      </w:r>
-      <w:r>
-        <w:rPr>
-          <w:rFonts w:ascii="Consolas" w:cs="Consolas" w:eastAsia="Consolas" w:hAnsi="Consolas"/>
-          <w:sz w:val="18"/>
-          <w:szCs w:val="18"/>
-        </w:rPr>
         <w:br/>
         <w:t xml:space="preserve">            "environment": "local",</w:t>
-      </w:r>
-      <w:r>
-        <w:rPr>
-          <w:rFonts w:ascii="Consolas" w:cs="Consolas" w:eastAsia="Consolas" w:hAnsi="Consolas"/>
-          <w:sz w:val="18"/>
-          <w:szCs w:val="18"/>
-        </w:rPr>
         <w:br/>
         <w:t xml:space="preserve">        })</w:t>
-      </w:r>
-      <w:r>
-        <w:rPr>
-          <w:rFonts w:ascii="Consolas" w:cs="Consolas" w:eastAsia="Consolas" w:hAnsi="Consolas"/>
-          <w:sz w:val="18"/>
-          <w:szCs w:val="18"/>
-        </w:rPr>
         <w:br/>
         <w:t xml:space="preserve">    except AuthResolutionError as exc:</w:t>
-      </w:r>
-      <w:r>
-        <w:rPr>
-          <w:rFonts w:ascii="Consolas" w:cs="Consolas" w:eastAsia="Consolas" w:hAnsi="Consolas"/>
-          <w:sz w:val="18"/>
-          <w:szCs w:val="18"/>
-        </w:rPr>
         <w:br/>
         <w:t xml:space="preserve">        print(f"No credential resolved ({exc}). Set ANTHROPIC_API_KEY or run `claude login`.")</w:t>
-      </w:r>
-      <w:r>
-        <w:rPr>
-          <w:rFonts w:ascii="Consolas" w:cs="Consolas" w:eastAsia="Consolas" w:hAnsi="Consolas"/>
-          <w:sz w:val="18"/>
-          <w:szCs w:val="18"/>
-        </w:rPr>
         <w:br/>
         <w:t xml:space="preserve">        return</w:t>
-      </w:r>
-      <w:r>
-        <w:rPr>
-          <w:rFonts w:ascii="Consolas" w:cs="Consolas" w:eastAsia="Consolas" w:hAnsi="Consolas"/>
-          <w:sz w:val="18"/>
-          <w:szCs w:val="18"/>
-        </w:rPr>
-        <w:br/>
-        <w:t xml:space="preserve">    for step, output in result.items():</w:t>
-      </w:r>
-      <w:r>
-        <w:rPr>
-          <w:rFonts w:ascii="Consolas" w:cs="Consolas" w:eastAsia="Consolas" w:hAnsi="Consolas"/>
-          <w:sz w:val="18"/>
-          <w:szCs w:val="18"/>
-        </w:rPr>
-        <w:br/>
-        <w:t xml:space="preserve">        print(f"[{step}] {output}")</w:t>
+        <w:br/>
+        <w:t xml:space="preserve">    for step, step_result in result.items():</w:t>
+        <w:br/>
+        <w:t xml:space="preserve">        print(f"[{step}] {step_result['output']}")</w:t>
+        <w:br/>
+        <w:t xml:space="preserve">        print(f"    model_used={step_result['model_used']} usage={step_result['usage']}")</w:t>
+      </w:r>
+      <w:r>
+        <w:rPr>
+          <w:rFonts w:ascii="Consolas" w:cs="Consolas" w:eastAsia="Consolas" w:hAnsi="Consolas"/>
+          <w:sz w:val="18"/>
+          <w:szCs w:val="18"/>
+        </w:rPr>
+      </w:r>
+      <w:r>
+        <w:rPr>
+          <w:rFonts w:ascii="Consolas" w:cs="Consolas" w:eastAsia="Consolas" w:hAnsi="Consolas"/>
+          <w:sz w:val="18"/>
+          <w:szCs w:val="18"/>
+        </w:rPr>
+      </w:r>
+      <w:r>
+        <w:rPr>
+          <w:rFonts w:ascii="Consolas" w:cs="Consolas" w:eastAsia="Consolas" w:hAnsi="Consolas"/>
+          <w:sz w:val="18"/>
+          <w:szCs w:val="18"/>
+        </w:rPr>
+      </w:r>
+      <w:r>
+        <w:rPr>
+          <w:rFonts w:ascii="Consolas" w:cs="Consolas" w:eastAsia="Consolas" w:hAnsi="Consolas"/>
+          <w:sz w:val="18"/>
+          <w:szCs w:val="18"/>
+        </w:rPr>
+      </w:r>
+      <w:r>
+        <w:rPr>
+          <w:rFonts w:ascii="Consolas" w:cs="Consolas" w:eastAsia="Consolas" w:hAnsi="Consolas"/>
+          <w:sz w:val="18"/>
+          <w:szCs w:val="18"/>
+        </w:rPr>
+      </w:r>
+      <w:r>
+        <w:rPr>
+          <w:rFonts w:ascii="Consolas" w:cs="Consolas" w:eastAsia="Consolas" w:hAnsi="Consolas"/>
+          <w:sz w:val="18"/>
+          <w:szCs w:val="18"/>
+        </w:rPr>
+      </w:r>
+      <w:r>
+        <w:rPr>
+          <w:rFonts w:ascii="Consolas" w:cs="Consolas" w:eastAsia="Consolas" w:hAnsi="Consolas"/>
+          <w:sz w:val="18"/>
+          <w:szCs w:val="18"/>
+        </w:rPr>
+      </w:r>
+      <w:r>
+        <w:rPr>
+          <w:rFonts w:ascii="Consolas" w:cs="Consolas" w:eastAsia="Consolas" w:hAnsi="Consolas"/>
+          <w:sz w:val="18"/>
+          <w:szCs w:val="18"/>
+        </w:rPr>
+      </w:r>
+      <w:r>
+        <w:rPr>
+          <w:rFonts w:ascii="Consolas" w:cs="Consolas" w:eastAsia="Consolas" w:hAnsi="Consolas"/>
+          <w:sz w:val="18"/>
+          <w:szCs w:val="18"/>
+        </w:rPr>
+      </w:r>
+      <w:r>
+        <w:rPr>
+          <w:rFonts w:ascii="Consolas" w:cs="Consolas" w:eastAsia="Consolas" w:hAnsi="Consolas"/>
+          <w:sz w:val="18"/>
+          <w:szCs w:val="18"/>
+        </w:rPr>
+      </w:r>
+      <w:r>
+        <w:rPr>
+          <w:rFonts w:ascii="Consolas" w:cs="Consolas" w:eastAsia="Consolas" w:hAnsi="Consolas"/>
+          <w:sz w:val="18"/>
+          <w:szCs w:val="18"/>
+        </w:rPr>
+      </w:r>
+      <w:r>
+        <w:rPr>
+          <w:rFonts w:ascii="Consolas" w:cs="Consolas" w:eastAsia="Consolas" w:hAnsi="Consolas"/>
+          <w:sz w:val="18"/>
+          <w:szCs w:val="18"/>
+        </w:rPr>
+      </w:r>
+      <w:r>
+        <w:rPr>
+          <w:rFonts w:ascii="Consolas" w:cs="Consolas" w:eastAsia="Consolas" w:hAnsi="Consolas"/>
+          <w:sz w:val="18"/>
+          <w:szCs w:val="18"/>
+        </w:rPr>
+      </w:r>
+      <w:r>
+        <w:rPr>
+          <w:rFonts w:ascii="Consolas" w:cs="Consolas" w:eastAsia="Consolas" w:hAnsi="Consolas"/>
+          <w:sz w:val="18"/>
+          <w:szCs w:val="18"/>
+        </w:rPr>
+      </w:r>
+      <w:r>
+        <w:rPr>
+          <w:rFonts w:ascii="Consolas" w:cs="Consolas" w:eastAsia="Consolas" w:hAnsi="Consolas"/>
+          <w:sz w:val="18"/>
+          <w:szCs w:val="18"/>
+        </w:rPr>
       </w:r>
     </w:p>
     <w:p>

--- a/docs/Claude_Orchestration_Accelerator_Team_Guide.docx
+++ b/docs/Claude_Orchestration_Accelerator_Team_Guide.docx
@@ -63,7 +63,7 @@
           <w:sz w:val="22"/>
           <w:szCs w:val="22"/>
         </w:rPr>
-        <w:t xml:space="preserve">Version 1.0  |  August 2026</w:t>
+        <w:t xml:space="preserve">Version 1.1  |  September 2026</w:t>
       </w:r>
     </w:p>
     <w:p>
@@ -248,7 +248,7 @@
       <w:r>
         <w:t xml:space="preserve">Primary repo:  </w:t>
       </w:r>
-      <w:hyperlink w:history="1" r:id="rIdxtsdfgobjdmkzn02mjmfz">
+      <w:hyperlink w:history="1" r:id="rIdmu9u6tajyqqaqru-cwmnj">
         <w:r>
           <w:rPr>
             <w:rStyle w:val="Hyperlink"/>
@@ -264,7 +264,7 @@
       <w:r>
         <w:t xml:space="preserve">Sibling dependency repo:  </w:t>
       </w:r>
-      <w:hyperlink w:history="1" r:id="rId37g0trvffa4s6bn08wjyd">
+      <w:hyperlink w:history="1" r:id="rId1jrezykydi8it2iqq9m69">
         <w:r>
           <w:rPr>
             <w:rStyle w:val="Hyperlink"/>
@@ -803,7 +803,7 @@
         <w:spacing w:after="60"/>
       </w:pPr>
       <w:r>
-        <w:t>9. Once all steps complete, execute() returns a dictionary mapping each step name to a result dict: {output, model_used, stop_reason, usage, tool_calls, request_id, latency_ms}. output is the validated text; the rest is metadata about that step's model call (tool_calls is agent_sdk-only, request_id is messages_api-only).</w:t>
+        <w:t xml:space="preserve">9. Once all steps complete, execute() returns a dictionary mapping each step name to its validated output.</w:t>
       </w:r>
     </w:p>
     <w:p>
@@ -812,31 +812,6 @@
       </w:pPr>
       <w:r>
         <w:t xml:space="preserve">The batch path (execute_batch()) follows a parallel flow: it reads config/batch_registry.yaml to map a batch_id to a (process, step) pair, submits one real Anthropic Message Batches API job (Messages API backend only), polls for completion, and validates each result the same way.</w:t>
-      </w:r>
-    </w:p>
-    <w:p>
-      <w:pPr>
-        <w:pStyle w:val="Heading2"/>
-        <w:spacing w:after="120"/>
-      </w:pPr>
-      <w:r>
-        <w:t>3.2 Model-Call Observability</w:t>
-      </w:r>
-    </w:p>
-    <w:p>
-      <w:pPr>
-        <w:spacing w:after="120"/>
-      </w:pPr>
-      <w:r>
-        <w:t>Every model call captures usage/cost, stop reason, the model that actually served the request (post-fallback), a latency measurement, and (messages_api only) the Anthropic request id. This is surfaced on two independent surfaces: in execute()'s return value (result[step]['usage'], ['stop_reason'], ['model_used'], ['latency_ms'], ['request_id']), and in the JSON-line trace log as a MODEL_CALL_END record, with usage/stop_reason/request_id/tool_calls/session_id nested under that record's metadata field (TraceRecord has no per-field slot for those -- they live in the catch-all metadata dict, not as top-level record fields).</w:t>
-      </w:r>
-    </w:p>
-    <w:p>
-      <w:pPr>
-        <w:spacing w:after="120"/>
-      </w:pPr>
-      <w:r>
-        <w:t>When the fallback chain falls back from one model to the next (a rate-limit or overload error), that transition is logged at Scope.WARNING before the eventually-successful call's own MODEL_CALL_END record -- so a fallback is visible in the trace even once a later model in the chain succeeds, not just inferable from which model ended up serving the request.</w:t>
       </w:r>
     </w:p>
     <w:p>
@@ -945,103 +920,26 @@
           <w:szCs w:val="18"/>
         </w:rPr>
         <w:t xml:space="preserve">git clone https://github.com/sandeeppachauri/claude-orchestration-accelerator.git</w:t>
-      </w:r>
-      <w:r>
-        <w:rPr>
-          <w:rFonts w:ascii="Consolas" w:cs="Consolas" w:eastAsia="Consolas" w:hAnsi="Consolas"/>
-          <w:sz w:val="18"/>
-          <w:szCs w:val="18"/>
-        </w:rPr>
         <w:br/>
         <w:t xml:space="preserve">cd claude-orchestration-accelerator</w:t>
-      </w:r>
-      <w:r>
-        <w:rPr>
-          <w:rFonts w:ascii="Consolas" w:cs="Consolas" w:eastAsia="Consolas" w:hAnsi="Consolas"/>
-          <w:sz w:val="18"/>
-          <w:szCs w:val="18"/>
-        </w:rPr>
         <w:br/>
         <w:t xml:space="preserve">python -m venv .venv</w:t>
-      </w:r>
-      <w:r>
-        <w:rPr>
-          <w:rFonts w:ascii="Consolas" w:cs="Consolas" w:eastAsia="Consolas" w:hAnsi="Consolas"/>
-          <w:sz w:val="18"/>
-          <w:szCs w:val="18"/>
-        </w:rPr>
         <w:br/>
         <w:t xml:space="preserve">.venv\Scripts\activate</w:t>
-      </w:r>
-      <w:r>
-        <w:rPr>
-          <w:rFonts w:ascii="Consolas" w:cs="Consolas" w:eastAsia="Consolas" w:hAnsi="Consolas"/>
-          <w:sz w:val="18"/>
-          <w:szCs w:val="18"/>
-        </w:rPr>
         <w:br/>
         <w:t xml:space="preserve"/>
-      </w:r>
-      <w:r>
-        <w:rPr>
-          <w:rFonts w:ascii="Consolas" w:cs="Consolas" w:eastAsia="Consolas" w:hAnsi="Consolas"/>
-          <w:sz w:val="18"/>
-          <w:szCs w:val="18"/>
-        </w:rPr>
         <w:br/>
         <w:t xml:space="preserve">git clone https://github.com/sandeeppachauri/Accelerators.git ..\Accelerators</w:t>
-      </w:r>
-      <w:r>
-        <w:rPr>
-          <w:rFonts w:ascii="Consolas" w:cs="Consolas" w:eastAsia="Consolas" w:hAnsi="Consolas"/>
-          <w:sz w:val="18"/>
-          <w:szCs w:val="18"/>
-        </w:rPr>
         <w:br/>
         <w:t xml:space="preserve">pip install -e ..\Accelerators\claude-auth-accelerator</w:t>
-      </w:r>
-      <w:r>
-        <w:rPr>
-          <w:rFonts w:ascii="Consolas" w:cs="Consolas" w:eastAsia="Consolas" w:hAnsi="Consolas"/>
-          <w:sz w:val="18"/>
-          <w:szCs w:val="18"/>
-        </w:rPr>
         <w:br/>
         <w:t xml:space="preserve">pip install -e ..\Accelerators\ClaudeSDKLoggerAccelerator</w:t>
-      </w:r>
-      <w:r>
-        <w:rPr>
-          <w:rFonts w:ascii="Consolas" w:cs="Consolas" w:eastAsia="Consolas" w:hAnsi="Consolas"/>
-          <w:sz w:val="18"/>
-          <w:szCs w:val="18"/>
-        </w:rPr>
         <w:br/>
         <w:t xml:space="preserve"/>
-      </w:r>
-      <w:r>
-        <w:rPr>
-          <w:rFonts w:ascii="Consolas" w:cs="Consolas" w:eastAsia="Consolas" w:hAnsi="Consolas"/>
-          <w:sz w:val="18"/>
-          <w:szCs w:val="18"/>
-        </w:rPr>
         <w:br/>
         <w:t xml:space="preserve">pip install -e ".[dev]"</w:t>
-      </w:r>
-      <w:r>
-        <w:rPr>
-          <w:rFonts w:ascii="Consolas" w:cs="Consolas" w:eastAsia="Consolas" w:hAnsi="Consolas"/>
-          <w:sz w:val="18"/>
-          <w:szCs w:val="18"/>
-        </w:rPr>
         <w:br/>
         <w:t xml:space="preserve">pip install -e "model-router[dev,agent_sdk,messages_api]"</w:t>
-      </w:r>
-      <w:r>
-        <w:rPr>
-          <w:rFonts w:ascii="Consolas" w:cs="Consolas" w:eastAsia="Consolas" w:hAnsi="Consolas"/>
-          <w:sz w:val="18"/>
-          <w:szCs w:val="18"/>
-        </w:rPr>
         <w:br/>
         <w:t xml:space="preserve">pip install -e "project-accelerator[dev]"</w:t>
       </w:r>
@@ -1073,13 +971,6 @@
           <w:szCs w:val="18"/>
         </w:rPr>
         <w:t xml:space="preserve">python -c "import orchestration_accelerator, model_router_accelerator, project_accelerator; print('ok')"</w:t>
-      </w:r>
-      <w:r>
-        <w:rPr>
-          <w:rFonts w:ascii="Consolas" w:cs="Consolas" w:eastAsia="Consolas" w:hAnsi="Consolas"/>
-          <w:sz w:val="18"/>
-          <w:szCs w:val="18"/>
-        </w:rPr>
         <w:br/>
         <w:t xml:space="preserve">cpa --help</w:t>
       </w:r>
@@ -1118,7 +1009,7 @@
         <w:spacing w:after="120"/>
       </w:pPr>
       <w:r>
-        <w:t>Expected result: 46 tests pass at the repo root, 14 in model-router, 23 in project-accelerator.</w:t>
+        <w:t xml:space="preserve">Expected result: 14 tests pass at the repo root, 10 in model-router, 9 in project-accelerator.</w:t>
       </w:r>
     </w:p>
     <w:p>
@@ -1187,31 +1078,10 @@
           <w:szCs w:val="18"/>
         </w:rPr>
         <w:t xml:space="preserve">cpa new --project-name my-app --venv</w:t>
-      </w:r>
-      <w:r>
-        <w:rPr>
-          <w:rFonts w:ascii="Consolas" w:cs="Consolas" w:eastAsia="Consolas" w:hAnsi="Consolas"/>
-          <w:sz w:val="18"/>
-          <w:szCs w:val="18"/>
-        </w:rPr>
         <w:br/>
         <w:t xml:space="preserve">cd my-app</w:t>
-      </w:r>
-      <w:r>
-        <w:rPr>
-          <w:rFonts w:ascii="Consolas" w:cs="Consolas" w:eastAsia="Consolas" w:hAnsi="Consolas"/>
-          <w:sz w:val="18"/>
-          <w:szCs w:val="18"/>
-        </w:rPr>
         <w:br/>
         <w:t xml:space="preserve">pytest tests/test_sample_pipeline.py</w:t>
-      </w:r>
-      <w:r>
-        <w:rPr>
-          <w:rFonts w:ascii="Consolas" w:cs="Consolas" w:eastAsia="Consolas" w:hAnsi="Consolas"/>
-          <w:sz w:val="18"/>
-          <w:szCs w:val="18"/>
-        </w:rPr>
         <w:br/>
         <w:t xml:space="preserve">python pipeline/run_pipeline.py ticketClassification "sample ticket text"</w:t>
       </w:r>
@@ -2112,40 +1982,12 @@
           <w:szCs w:val="18"/>
         </w:rPr>
         <w:t xml:space="preserve">classify:</w:t>
-      </w:r>
-      <w:r>
-        <w:rPr>
-          <w:rFonts w:ascii="Consolas" w:cs="Consolas" w:eastAsia="Consolas" w:hAnsi="Consolas"/>
-          <w:sz w:val="18"/>
-          <w:szCs w:val="18"/>
-        </w:rPr>
         <w:br/>
         <w:t xml:space="preserve">  prompt: classify.yaml</w:t>
-      </w:r>
-      <w:r>
-        <w:rPr>
-          <w:rFonts w:ascii="Consolas" w:cs="Consolas" w:eastAsia="Consolas" w:hAnsi="Consolas"/>
-          <w:sz w:val="18"/>
-          <w:szCs w:val="18"/>
-        </w:rPr>
         <w:br/>
         <w:t xml:space="preserve">  model: claude-haiku-4-5-20251001</w:t>
-      </w:r>
-      <w:r>
-        <w:rPr>
-          <w:rFonts w:ascii="Consolas" w:cs="Consolas" w:eastAsia="Consolas" w:hAnsi="Consolas"/>
-          <w:sz w:val="18"/>
-          <w:szCs w:val="18"/>
-        </w:rPr>
         <w:br/>
         <w:t xml:space="preserve">  fallback: [claude-sonnet-5, claude-opus-4-8]</w:t>
-      </w:r>
-      <w:r>
-        <w:rPr>
-          <w:rFonts w:ascii="Consolas" w:cs="Consolas" w:eastAsia="Consolas" w:hAnsi="Consolas"/>
-          <w:sz w:val="18"/>
-          <w:szCs w:val="18"/>
-        </w:rPr>
         <w:br/>
         <w:t xml:space="preserve">  max_turns: 1  # capability passthrough -- reaches the model call untouched</w:t>
       </w:r>
@@ -2519,12 +2361,13 @@
           <w:sz w:val="18"/>
           <w:szCs w:val="18"/>
         </w:rPr>
-        <w:t>from auth_accelerator.exceptions import AuthResolutionError</w:t>
-        <w:br/>
-        <w:t>from project_accelerator import execute</w:t>
-        <w:br/>
-        <w:br/>
-        <w:t>def main() -&gt; None:</w:t>
+        <w:t xml:space="preserve">from auth_accelerator.exceptions import AuthResolutionError</w:t>
+        <w:br/>
+        <w:t xml:space="preserve">from project_accelerator import execute</w:t>
+        <w:br/>
+        <w:t xml:space="preserve"/>
+        <w:br/>
+        <w:t xml:space="preserve">def main() -&gt; None:</w:t>
         <w:br/>
         <w:t xml:space="preserve">    try:</w:t>
         <w:br/>
@@ -2546,116 +2389,9 @@
         <w:br/>
         <w:t xml:space="preserve">        return</w:t>
         <w:br/>
-        <w:t xml:space="preserve">    for step, step_result in result.items():</w:t>
-        <w:br/>
-        <w:t xml:space="preserve">        print(f"[{step}] {step_result['output']}")</w:t>
-        <w:br/>
-        <w:t xml:space="preserve">        print(f"    model_used={step_result['model_used']} usage={step_result['usage']}")</w:t>
-      </w:r>
-      <w:r>
-        <w:rPr>
-          <w:rFonts w:ascii="Consolas" w:cs="Consolas" w:eastAsia="Consolas" w:hAnsi="Consolas"/>
-          <w:sz w:val="18"/>
-          <w:szCs w:val="18"/>
-        </w:rPr>
-      </w:r>
-      <w:r>
-        <w:rPr>
-          <w:rFonts w:ascii="Consolas" w:cs="Consolas" w:eastAsia="Consolas" w:hAnsi="Consolas"/>
-          <w:sz w:val="18"/>
-          <w:szCs w:val="18"/>
-        </w:rPr>
-      </w:r>
-      <w:r>
-        <w:rPr>
-          <w:rFonts w:ascii="Consolas" w:cs="Consolas" w:eastAsia="Consolas" w:hAnsi="Consolas"/>
-          <w:sz w:val="18"/>
-          <w:szCs w:val="18"/>
-        </w:rPr>
-      </w:r>
-      <w:r>
-        <w:rPr>
-          <w:rFonts w:ascii="Consolas" w:cs="Consolas" w:eastAsia="Consolas" w:hAnsi="Consolas"/>
-          <w:sz w:val="18"/>
-          <w:szCs w:val="18"/>
-        </w:rPr>
-      </w:r>
-      <w:r>
-        <w:rPr>
-          <w:rFonts w:ascii="Consolas" w:cs="Consolas" w:eastAsia="Consolas" w:hAnsi="Consolas"/>
-          <w:sz w:val="18"/>
-          <w:szCs w:val="18"/>
-        </w:rPr>
-      </w:r>
-      <w:r>
-        <w:rPr>
-          <w:rFonts w:ascii="Consolas" w:cs="Consolas" w:eastAsia="Consolas" w:hAnsi="Consolas"/>
-          <w:sz w:val="18"/>
-          <w:szCs w:val="18"/>
-        </w:rPr>
-      </w:r>
-      <w:r>
-        <w:rPr>
-          <w:rFonts w:ascii="Consolas" w:cs="Consolas" w:eastAsia="Consolas" w:hAnsi="Consolas"/>
-          <w:sz w:val="18"/>
-          <w:szCs w:val="18"/>
-        </w:rPr>
-      </w:r>
-      <w:r>
-        <w:rPr>
-          <w:rFonts w:ascii="Consolas" w:cs="Consolas" w:eastAsia="Consolas" w:hAnsi="Consolas"/>
-          <w:sz w:val="18"/>
-          <w:szCs w:val="18"/>
-        </w:rPr>
-      </w:r>
-      <w:r>
-        <w:rPr>
-          <w:rFonts w:ascii="Consolas" w:cs="Consolas" w:eastAsia="Consolas" w:hAnsi="Consolas"/>
-          <w:sz w:val="18"/>
-          <w:szCs w:val="18"/>
-        </w:rPr>
-      </w:r>
-      <w:r>
-        <w:rPr>
-          <w:rFonts w:ascii="Consolas" w:cs="Consolas" w:eastAsia="Consolas" w:hAnsi="Consolas"/>
-          <w:sz w:val="18"/>
-          <w:szCs w:val="18"/>
-        </w:rPr>
-      </w:r>
-      <w:r>
-        <w:rPr>
-          <w:rFonts w:ascii="Consolas" w:cs="Consolas" w:eastAsia="Consolas" w:hAnsi="Consolas"/>
-          <w:sz w:val="18"/>
-          <w:szCs w:val="18"/>
-        </w:rPr>
-      </w:r>
-      <w:r>
-        <w:rPr>
-          <w:rFonts w:ascii="Consolas" w:cs="Consolas" w:eastAsia="Consolas" w:hAnsi="Consolas"/>
-          <w:sz w:val="18"/>
-          <w:szCs w:val="18"/>
-        </w:rPr>
-      </w:r>
-      <w:r>
-        <w:rPr>
-          <w:rFonts w:ascii="Consolas" w:cs="Consolas" w:eastAsia="Consolas" w:hAnsi="Consolas"/>
-          <w:sz w:val="18"/>
-          <w:szCs w:val="18"/>
-        </w:rPr>
-      </w:r>
-      <w:r>
-        <w:rPr>
-          <w:rFonts w:ascii="Consolas" w:cs="Consolas" w:eastAsia="Consolas" w:hAnsi="Consolas"/>
-          <w:sz w:val="18"/>
-          <w:szCs w:val="18"/>
-        </w:rPr>
-      </w:r>
-      <w:r>
-        <w:rPr>
-          <w:rFonts w:ascii="Consolas" w:cs="Consolas" w:eastAsia="Consolas" w:hAnsi="Consolas"/>
-          <w:sz w:val="18"/>
-          <w:szCs w:val="18"/>
-        </w:rPr>
+        <w:t xml:space="preserve">    for step, output in result.items():</w:t>
+        <w:br/>
+        <w:t xml:space="preserve">        print(f"[{step}] {output}")</w:t>
       </w:r>
     </w:p>
     <w:p>
@@ -2694,85 +2430,22 @@
           <w:szCs w:val="18"/>
         </w:rPr>
         <w:t xml:space="preserve">step: classify</w:t>
-      </w:r>
-      <w:r>
-        <w:rPr>
-          <w:rFonts w:ascii="Consolas" w:cs="Consolas" w:eastAsia="Consolas" w:hAnsi="Consolas"/>
-          <w:sz w:val="18"/>
-          <w:szCs w:val="18"/>
-        </w:rPr>
         <w:br/>
         <w:t xml:space="preserve">version: 1</w:t>
-      </w:r>
-      <w:r>
-        <w:rPr>
-          <w:rFonts w:ascii="Consolas" w:cs="Consolas" w:eastAsia="Consolas" w:hAnsi="Consolas"/>
-          <w:sz w:val="18"/>
-          <w:szCs w:val="18"/>
-        </w:rPr>
         <w:br/>
         <w:t xml:space="preserve">format:</w:t>
-      </w:r>
-      <w:r>
-        <w:rPr>
-          <w:rFonts w:ascii="Consolas" w:cs="Consolas" w:eastAsia="Consolas" w:hAnsi="Consolas"/>
-          <w:sz w:val="18"/>
-          <w:szCs w:val="18"/>
-        </w:rPr>
         <w:br/>
         <w:t xml:space="preserve">  type: enum</w:t>
-      </w:r>
-      <w:r>
-        <w:rPr>
-          <w:rFonts w:ascii="Consolas" w:cs="Consolas" w:eastAsia="Consolas" w:hAnsi="Consolas"/>
-          <w:sz w:val="18"/>
-          <w:szCs w:val="18"/>
-        </w:rPr>
         <w:br/>
         <w:t xml:space="preserve">  allowed_values: [billing, technical, general]</w:t>
-      </w:r>
-      <w:r>
-        <w:rPr>
-          <w:rFonts w:ascii="Consolas" w:cs="Consolas" w:eastAsia="Consolas" w:hAnsi="Consolas"/>
-          <w:sz w:val="18"/>
-          <w:szCs w:val="18"/>
-        </w:rPr>
         <w:br/>
         <w:t xml:space="preserve">  case: lower</w:t>
-      </w:r>
-      <w:r>
-        <w:rPr>
-          <w:rFonts w:ascii="Consolas" w:cs="Consolas" w:eastAsia="Consolas" w:hAnsi="Consolas"/>
-          <w:sz w:val="18"/>
-          <w:szCs w:val="18"/>
-        </w:rPr>
         <w:br/>
         <w:t xml:space="preserve">system_prompt: |</w:t>
-      </w:r>
-      <w:r>
-        <w:rPr>
-          <w:rFonts w:ascii="Consolas" w:cs="Consolas" w:eastAsia="Consolas" w:hAnsi="Consolas"/>
-          <w:sz w:val="18"/>
-          <w:szCs w:val="18"/>
-        </w:rPr>
         <w:br/>
         <w:t xml:space="preserve">  You are a support-ticket classifier.</w:t>
-      </w:r>
-      <w:r>
-        <w:rPr>
-          <w:rFonts w:ascii="Consolas" w:cs="Consolas" w:eastAsia="Consolas" w:hAnsi="Consolas"/>
-          <w:sz w:val="18"/>
-          <w:szCs w:val="18"/>
-        </w:rPr>
         <w:br/>
         <w:t xml:space="preserve">  FORMAT: respond with exactly one word, lowercase, and nothing else:</w:t>
-      </w:r>
-      <w:r>
-        <w:rPr>
-          <w:rFonts w:ascii="Consolas" w:cs="Consolas" w:eastAsia="Consolas" w:hAnsi="Consolas"/>
-          <w:sz w:val="18"/>
-          <w:szCs w:val="18"/>
-        </w:rPr>
         <w:br/>
         <w:t xml:space="preserve">  billing, technical, or general.</w:t>
       </w:r>
@@ -2813,67 +2486,18 @@
           <w:szCs w:val="18"/>
         </w:rPr>
         <w:t xml:space="preserve">system_prompt: |</w:t>
-      </w:r>
-      <w:r>
-        <w:rPr>
-          <w:rFonts w:ascii="Consolas" w:cs="Consolas" w:eastAsia="Consolas" w:hAnsi="Consolas"/>
-          <w:sz w:val="18"/>
-          <w:szCs w:val="18"/>
-        </w:rPr>
         <w:br/>
         <w:t xml:space="preserve">  You are a support triage assistant. Every ticket you see belongs to a</w:t>
-      </w:r>
-      <w:r>
-        <w:rPr>
-          <w:rFonts w:ascii="Consolas" w:cs="Consolas" w:eastAsia="Consolas" w:hAnsi="Consolas"/>
-          <w:sz w:val="18"/>
-          <w:szCs w:val="18"/>
-        </w:rPr>
         <w:br/>
         <w:t xml:space="preserve">  {{customer_tier}}-tier customer -- weigh urgency accordingly.</w:t>
-      </w:r>
-      <w:r>
-        <w:rPr>
-          <w:rFonts w:ascii="Consolas" w:cs="Consolas" w:eastAsia="Consolas" w:hAnsi="Consolas"/>
-          <w:sz w:val="18"/>
-          <w:szCs w:val="18"/>
-        </w:rPr>
         <w:br/>
         <w:t xml:space="preserve">user_prompt: |</w:t>
-      </w:r>
-      <w:r>
-        <w:rPr>
-          <w:rFonts w:ascii="Consolas" w:cs="Consolas" w:eastAsia="Consolas" w:hAnsi="Consolas"/>
-          <w:sz w:val="18"/>
-          <w:szCs w:val="18"/>
-        </w:rPr>
         <w:br/>
         <w:t xml:space="preserve">  Ticket ID: {{ticket_id}}</w:t>
-      </w:r>
-      <w:r>
-        <w:rPr>
-          <w:rFonts w:ascii="Consolas" w:cs="Consolas" w:eastAsia="Consolas" w:hAnsi="Consolas"/>
-          <w:sz w:val="18"/>
-          <w:szCs w:val="18"/>
-        </w:rPr>
         <w:br/>
         <w:t xml:space="preserve">  Customer: {{customer_name}}</w:t>
-      </w:r>
-      <w:r>
-        <w:rPr>
-          <w:rFonts w:ascii="Consolas" w:cs="Consolas" w:eastAsia="Consolas" w:hAnsi="Consolas"/>
-          <w:sz w:val="18"/>
-          <w:szCs w:val="18"/>
-        </w:rPr>
         <w:br/>
         <w:t xml:space="preserve">  Tier: {{customer_tier}}</w:t>
-      </w:r>
-      <w:r>
-        <w:rPr>
-          <w:rFonts w:ascii="Consolas" w:cs="Consolas" w:eastAsia="Consolas" w:hAnsi="Consolas"/>
-          <w:sz w:val="18"/>
-          <w:szCs w:val="18"/>
-        </w:rPr>
         <w:br/>
         <w:t xml:space="preserve">  Ticket body: {{body}}</w:t>
       </w:r>
@@ -2906,22 +2530,8 @@
           <w:szCs w:val="18"/>
         </w:rPr>
         <w:t xml:space="preserve">python -c "import orchestration_accelerator, model_router_accelerator, project_accelerator; print('ok')"</w:t>
-      </w:r>
-      <w:r>
-        <w:rPr>
-          <w:rFonts w:ascii="Consolas" w:cs="Consolas" w:eastAsia="Consolas" w:hAnsi="Consolas"/>
-          <w:sz w:val="18"/>
-          <w:szCs w:val="18"/>
-        </w:rPr>
         <w:br/>
         <w:t xml:space="preserve">cpa --help</w:t>
-      </w:r>
-      <w:r>
-        <w:rPr>
-          <w:rFonts w:ascii="Consolas" w:cs="Consolas" w:eastAsia="Consolas" w:hAnsi="Consolas"/>
-          <w:sz w:val="18"/>
-          <w:szCs w:val="18"/>
-        </w:rPr>
         <w:br/>
         <w:t xml:space="preserve">pytest . model-router project-accelerator</w:t>
       </w:r>
@@ -2937,7 +2547,698 @@
         <w:spacing w:after="150" w:before="300"/>
       </w:pPr>
       <w:r>
-        <w:t xml:space="preserve">7. Existing Documentation Index</w:t>
+        <w:t xml:space="preserve">7. What's New Since v1.0</w:t>
+      </w:r>
+    </w:p>
+    <w:p>
+      <w:pPr>
+        <w:spacing w:after="120"/>
+      </w:pPr>
+      <w:r>
+        <w:t xml:space="preserve">The following capabilities were added after this guide's initial release (v1.0, August 2026) and are not reflected in the walkthroughs above. They are additive — existing processes, prompts, and config continue to work unchanged unless noted otherwise.</w:t>
+      </w:r>
+    </w:p>
+    <w:p>
+      <w:pPr>
+        <w:pStyle w:val="Heading2"/>
+        <w:spacing w:after="120" w:before="250"/>
+      </w:pPr>
+      <w:r>
+        <w:t xml:space="preserve">7.1 Conversation &amp; Concurrency</w:t>
+      </w:r>
+    </w:p>
+    <w:tbl>
+      <w:tblPr>
+        <w:tblW w:type="dxa" w:w="9000"/>
+        <w:tblBorders>
+          <w:top w:val="single" w:color="auto" w:sz="4"/>
+          <w:left w:val="single" w:color="auto" w:sz="4"/>
+          <w:bottom w:val="single" w:color="auto" w:sz="4"/>
+          <w:right w:val="single" w:color="auto" w:sz="4"/>
+          <w:insideH w:val="single" w:color="auto" w:sz="4"/>
+          <w:insideV w:val="single" w:color="auto" w:sz="4"/>
+        </w:tblBorders>
+      </w:tblPr>
+      <w:tblGrid>
+        <w:gridCol w:w="2600"/>
+        <w:gridCol w:w="6400"/>
+      </w:tblGrid>
+      <w:tr>
+        <w:trPr>
+          <w:tblHeader/>
+        </w:trPr>
+        <w:tc>
+          <w:tcPr>
+            <w:tcW w:type="dxa" w:w="2600"/>
+            <w:shd w:fill="2D6CDF" w:val="clear"/>
+          </w:tcPr>
+          <w:p>
+            <w:r>
+              <w:rPr>
+                <w:b/>
+                <w:bCs/>
+                <w:color w:val="FFFFFF"/>
+                <w:sz w:val="20"/>
+                <w:szCs w:val="20"/>
+              </w:rPr>
+              <w:t xml:space="preserve">Capability</w:t>
+            </w:r>
+          </w:p>
+        </w:tc>
+        <w:tc>
+          <w:tcPr>
+            <w:tcW w:type="dxa" w:w="6400"/>
+            <w:shd w:fill="2D6CDF" w:val="clear"/>
+          </w:tcPr>
+          <w:p>
+            <w:r>
+              <w:rPr>
+                <w:b/>
+                <w:bCs/>
+                <w:color w:val="FFFFFF"/>
+                <w:sz w:val="20"/>
+                <w:szCs w:val="20"/>
+              </w:rPr>
+              <w:t xml:space="preserve">What It Does</w:t>
+            </w:r>
+          </w:p>
+        </w:tc>
+      </w:tr>
+      <w:tr>
+        <w:trPr>
+          <w:cantSplit/>
+        </w:trPr>
+        <w:tc>
+          <w:tcPr>
+            <w:tcW w:type="dxa" w:w="2600"/>
+          </w:tcPr>
+          <w:p>
+            <w:r>
+              <w:rPr>
+                <w:sz w:val="20"/>
+                <w:szCs w:val="20"/>
+              </w:rPr>
+              <w:t xml:space="preserve">True multi-turn sessions</w:t>
+            </w:r>
+          </w:p>
+        </w:tc>
+        <w:tc>
+          <w:tcPr>
+            <w:tcW w:type="dxa" w:w="6400"/>
+          </w:tcPr>
+          <w:p>
+            <w:r>
+              <w:rPr>
+                <w:sz w:val="20"/>
+                <w:szCs w:val="20"/>
+              </w:rPr>
+              <w:t xml:space="preserve">context_mode: session keeps a live Agent SDK conversation accumulating across steps and calls, with resume, automatic trimming, and session-store mirroring. A new claude_session_id field distinguishes it from the existing per-call trace ID.</w:t>
+            </w:r>
+          </w:p>
+        </w:tc>
+      </w:tr>
+      <w:tr>
+        <w:trPr>
+          <w:cantSplit/>
+        </w:trPr>
+        <w:tc>
+          <w:tcPr>
+            <w:tcW w:type="dxa" w:w="2600"/>
+            <w:shd w:fill="F2F2F2" w:val="clear"/>
+          </w:tcPr>
+          <w:p>
+            <w:r>
+              <w:rPr>
+                <w:sz w:val="20"/>
+                <w:szCs w:val="20"/>
+              </w:rPr>
+              <w:t xml:space="preserve">Parallel step execution</w:t>
+            </w:r>
+          </w:p>
+        </w:tc>
+        <w:tc>
+          <w:tcPr>
+            <w:tcW w:type="dxa" w:w="6400"/>
+            <w:shd w:fill="F2F2F2" w:val="clear"/>
+          </w:tcPr>
+          <w:p>
+            <w:r>
+              <w:rPr>
+                <w:sz w:val="20"/>
+                <w:szCs w:val="20"/>
+              </w:rPr>
+              <w:t xml:space="preserve">process_registry.yaml can declare parallel_processing: true to run multiple steps concurrently, then auto-synthesize the results into one output via a dedicated synthesis step.</w:t>
+            </w:r>
+          </w:p>
+        </w:tc>
+      </w:tr>
+      <w:tr>
+        <w:trPr>
+          <w:cantSplit/>
+        </w:trPr>
+        <w:tc>
+          <w:tcPr>
+            <w:tcW w:type="dxa" w:w="2600"/>
+          </w:tcPr>
+          <w:p>
+            <w:r>
+              <w:rPr>
+                <w:sz w:val="20"/>
+                <w:szCs w:val="20"/>
+              </w:rPr>
+              <w:t xml:space="preserve">Real-time streaming</w:t>
+            </w:r>
+          </w:p>
+        </w:tc>
+        <w:tc>
+          <w:tcPr>
+            <w:tcW w:type="dxa" w:w="6400"/>
+          </w:tcPr>
+          <w:p>
+            <w:r>
+              <w:rPr>
+                <w:sz w:val="20"/>
+                <w:szCs w:val="20"/>
+              </w:rPr>
+              <w:t xml:space="preserve">stream: true plus an on_chunk callback delivers token-by-token responses on both the Agent SDK and Messages API backends.</w:t>
+            </w:r>
+          </w:p>
+        </w:tc>
+      </w:tr>
+      <w:tr>
+        <w:trPr>
+          <w:cantSplit/>
+        </w:trPr>
+        <w:tc>
+          <w:tcPr>
+            <w:tcW w:type="dxa" w:w="2600"/>
+            <w:shd w:fill="F2F2F2" w:val="clear"/>
+          </w:tcPr>
+          <w:p>
+            <w:r>
+              <w:rPr>
+                <w:sz w:val="20"/>
+                <w:szCs w:val="20"/>
+              </w:rPr>
+              <w:t xml:space="preserve">Cross-step output threading</w:t>
+            </w:r>
+          </w:p>
+        </w:tc>
+        <w:tc>
+          <w:tcPr>
+            <w:tcW w:type="dxa" w:w="6400"/>
+            <w:shd w:fill="F2F2F2" w:val="clear"/>
+          </w:tcPr>
+          <w:p>
+            <w:r>
+              <w:rPr>
+                <w:sz w:val="20"/>
+                <w:szCs w:val="20"/>
+              </w:rPr>
+              <w:t xml:space="preserve">A later step's prompt can reference an earlier step's output via {{&lt;step&gt;_output}} placeholders — core.py merges prior results in automatically wherever a prompt declares them (fixes a real limitation where every step previously saw only the original input).</w:t>
+            </w:r>
+          </w:p>
+        </w:tc>
+      </w:tr>
+    </w:tbl>
+    <w:p>
+      <w:pPr>
+        <w:pStyle w:val="Heading2"/>
+        <w:spacing w:after="120" w:before="250"/>
+      </w:pPr>
+      <w:r>
+        <w:t xml:space="preserve">7.2 Cost, Ops &amp; Reliability</w:t>
+      </w:r>
+    </w:p>
+    <w:tbl>
+      <w:tblPr>
+        <w:tblW w:type="dxa" w:w="9000"/>
+        <w:tblBorders>
+          <w:top w:val="single" w:color="auto" w:sz="4"/>
+          <w:left w:val="single" w:color="auto" w:sz="4"/>
+          <w:bottom w:val="single" w:color="auto" w:sz="4"/>
+          <w:right w:val="single" w:color="auto" w:sz="4"/>
+          <w:insideH w:val="single" w:color="auto" w:sz="4"/>
+          <w:insideV w:val="single" w:color="auto" w:sz="4"/>
+        </w:tblBorders>
+      </w:tblPr>
+      <w:tblGrid>
+        <w:gridCol w:w="2600"/>
+        <w:gridCol w:w="6400"/>
+      </w:tblGrid>
+      <w:tr>
+        <w:trPr>
+          <w:tblHeader/>
+        </w:trPr>
+        <w:tc>
+          <w:tcPr>
+            <w:tcW w:type="dxa" w:w="2600"/>
+            <w:shd w:fill="2D6CDF" w:val="clear"/>
+          </w:tcPr>
+          <w:p>
+            <w:r>
+              <w:rPr>
+                <w:b/>
+                <w:bCs/>
+                <w:color w:val="FFFFFF"/>
+                <w:sz w:val="20"/>
+                <w:szCs w:val="20"/>
+              </w:rPr>
+              <w:t xml:space="preserve">Capability</w:t>
+            </w:r>
+          </w:p>
+        </w:tc>
+        <w:tc>
+          <w:tcPr>
+            <w:tcW w:type="dxa" w:w="6400"/>
+            <w:shd w:fill="2D6CDF" w:val="clear"/>
+          </w:tcPr>
+          <w:p>
+            <w:r>
+              <w:rPr>
+                <w:b/>
+                <w:bCs/>
+                <w:color w:val="FFFFFF"/>
+                <w:sz w:val="20"/>
+                <w:szCs w:val="20"/>
+              </w:rPr>
+              <w:t xml:space="preserve">What It Does</w:t>
+            </w:r>
+          </w:p>
+        </w:tc>
+      </w:tr>
+      <w:tr>
+        <w:trPr>
+          <w:cantSplit/>
+        </w:trPr>
+        <w:tc>
+          <w:tcPr>
+            <w:tcW w:type="dxa" w:w="2600"/>
+          </w:tcPr>
+          <w:p>
+            <w:r>
+              <w:rPr>
+                <w:sz w:val="20"/>
+                <w:szCs w:val="20"/>
+              </w:rPr>
+              <w:t xml:space="preserve">Prompt caching</w:t>
+            </w:r>
+          </w:p>
+        </w:tc>
+        <w:tc>
+          <w:tcPr>
+            <w:tcW w:type="dxa" w:w="6400"/>
+          </w:tcPr>
+          <w:p>
+            <w:r>
+              <w:rPr>
+                <w:sz w:val="20"/>
+                <w:szCs w:val="20"/>
+              </w:rPr>
+              <w:t xml:space="preserve">cache_control lets a step opt its system prompt into an Anthropic prompt-cache breakpoint with configurable type/TTL (messages_api only — agent_sdk caches automatically).</w:t>
+            </w:r>
+          </w:p>
+        </w:tc>
+      </w:tr>
+      <w:tr>
+        <w:trPr>
+          <w:cantSplit/>
+        </w:trPr>
+        <w:tc>
+          <w:tcPr>
+            <w:tcW w:type="dxa" w:w="2600"/>
+            <w:shd w:fill="F2F2F2" w:val="clear"/>
+          </w:tcPr>
+          <w:p>
+            <w:r>
+              <w:rPr>
+                <w:sz w:val="20"/>
+                <w:szCs w:val="20"/>
+              </w:rPr>
+              <w:t xml:space="preserve">Structured execute() results</w:t>
+            </w:r>
+          </w:p>
+        </w:tc>
+        <w:tc>
+          <w:tcPr>
+            <w:tcW w:type="dxa" w:w="6400"/>
+            <w:shd w:fill="F2F2F2" w:val="clear"/>
+          </w:tcPr>
+          <w:p>
+            <w:r>
+              <w:rPr>
+                <w:sz w:val="20"/>
+                <w:szCs w:val="20"/>
+              </w:rPr>
+              <w:t xml:space="preserve">execute() and execute_with_fallback() now return a structured dict — usage, stop_reason, latency_ms, session_id, tool_calls, request_id — instead of a bare string.</w:t>
+            </w:r>
+          </w:p>
+        </w:tc>
+      </w:tr>
+      <w:tr>
+        <w:trPr>
+          <w:cantSplit/>
+        </w:trPr>
+        <w:tc>
+          <w:tcPr>
+            <w:tcW w:type="dxa" w:w="2600"/>
+          </w:tcPr>
+          <w:p>
+            <w:r>
+              <w:rPr>
+                <w:sz w:val="20"/>
+                <w:szCs w:val="20"/>
+              </w:rPr>
+              <w:t xml:space="preserve">Custom endpoint support</w:t>
+            </w:r>
+          </w:p>
+        </w:tc>
+        <w:tc>
+          <w:tcPr>
+            <w:tcW w:type="dxa" w:w="6400"/>
+          </w:tcPr>
+          <w:p>
+            <w:r>
+              <w:rPr>
+                <w:sz w:val="20"/>
+                <w:szCs w:val="20"/>
+              </w:rPr>
+              <w:t xml:space="preserve">ANTHROPIC_BASE_URL now threads through every backend, batch job, and file upload call; cpa new scaffolds it into .env by default — useful for teams routing through a proxy or gateway.</w:t>
+            </w:r>
+          </w:p>
+        </w:tc>
+      </w:tr>
+      <w:tr>
+        <w:trPr>
+          <w:cantSplit/>
+        </w:trPr>
+        <w:tc>
+          <w:tcPr>
+            <w:tcW w:type="dxa" w:w="2600"/>
+            <w:shd w:fill="F2F2F2" w:val="clear"/>
+          </w:tcPr>
+          <w:p>
+            <w:r>
+              <w:rPr>
+                <w:sz w:val="20"/>
+                <w:szCs w:val="20"/>
+              </w:rPr>
+              <w:t xml:space="preserve">Deeper tracing &amp; hardening</w:t>
+            </w:r>
+          </w:p>
+        </w:tc>
+        <w:tc>
+          <w:tcPr>
+            <w:tcW w:type="dxa" w:w="6400"/>
+            <w:shd w:fill="F2F2F2" w:val="clear"/>
+          </w:tcPr>
+          <w:p>
+            <w:r>
+              <w:rPr>
+                <w:sz w:val="20"/>
+                <w:szCs w:val="20"/>
+              </w:rPr>
+              <w:t xml:space="preserve">New MODEL_CALL_START/MODEL_CALL_END log scopes show exactly what was sent to the model. JSON output parsing now falls back to a balanced-brace scan when a model wraps JSON in prose or markdown fences, and empty agent_sdk output fails loudly instead of silently.</w:t>
+            </w:r>
+          </w:p>
+        </w:tc>
+      </w:tr>
+      <w:tr>
+        <w:trPr>
+          <w:cantSplit/>
+        </w:trPr>
+        <w:tc>
+          <w:tcPr>
+            <w:tcW w:type="dxa" w:w="2600"/>
+          </w:tcPr>
+          <w:p>
+            <w:r>
+              <w:rPr>
+                <w:sz w:val="20"/>
+                <w:szCs w:val="20"/>
+              </w:rPr>
+              <w:t xml:space="preserve">Leaner scaffolding</w:t>
+            </w:r>
+          </w:p>
+        </w:tc>
+        <w:tc>
+          <w:tcPr>
+            <w:tcW w:type="dxa" w:w="6400"/>
+          </w:tcPr>
+          <w:p>
+            <w:r>
+              <w:rPr>
+                <w:sz w:val="20"/>
+                <w:szCs w:val="20"/>
+              </w:rPr>
+              <w:t xml:space="preserve">cpa new --sample-needed no scaffolds a clean project skeleton with no demo files (skips templatingDemo/dummyDemoSkill) for teams that just want the base structure.</w:t>
+            </w:r>
+          </w:p>
+        </w:tc>
+      </w:tr>
+    </w:tbl>
+    <w:p>
+      <w:pPr>
+        <w:pStyle w:val="Heading2"/>
+        <w:spacing w:after="120" w:before="250"/>
+      </w:pPr>
+      <w:r>
+        <w:t xml:space="preserve">7.3 Breaking Change — Read Before Upgrading</w:t>
+      </w:r>
+    </w:p>
+    <w:p>
+      <w:pPr>
+        <w:spacing w:after="120"/>
+      </w:pPr>
+      <w:r>
+        <w:rPr>
+          <w:b w:val="false"/>
+          <w:bCs w:val="false"/>
+        </w:rPr>
+        <w:t xml:space="preserve">The execute() and execute_with_fallback() return type changed from a plain string to a structured dictionary. Any existing caller that treats the return value as a string (e.g. string concatenation, .lower(), regex matching directly on the result) must be updated to read the output field from the returned dict instead. This is documented in the repository's CHANGELOG.md — consult it before upgrading a pipeline built against the v1.0 API.</w:t>
+      </w:r>
+    </w:p>
+    <w:p>
+      <w:pPr>
+        <w:pStyle w:val="Heading2"/>
+        <w:spacing w:after="120" w:before="250"/>
+      </w:pPr>
+      <w:r>
+        <w:t xml:space="preserve">7.4 Deployment — Docker &amp; Container-Ready Scaffolding</w:t>
+      </w:r>
+    </w:p>
+    <w:p>
+      <w:pPr>
+        <w:spacing w:after="120"/>
+      </w:pPr>
+      <w:r>
+        <w:rPr>
+          <w:b w:val="false"/>
+          <w:bCs w:val="false"/>
+        </w:rPr>
+        <w:t xml:space="preserve">The scaffold CLI can now generate a complete containerized deployment alongside a process — turning a scaffolded project into a runnable service without hand-writing Docker configuration.</w:t>
+      </w:r>
+    </w:p>
+    <w:tbl>
+      <w:tblPr>
+        <w:tblW w:type="dxa" w:w="9000"/>
+        <w:tblLayout w:type="fixed"/>
+      </w:tblPr>
+      <w:tblGrid>
+        <w:gridCol w:w="2600"/>
+        <w:gridCol w:w="6400"/>
+      </w:tblGrid>
+      <w:tr>
+        <w:trPr>
+          <w:cantSplit/>
+          <w:tblHeader/>
+        </w:trPr>
+        <w:tc>
+          <w:tcPr>
+            <w:tcW w:type="dxa" w:w="2600"/>
+            <w:shd w:fill="2D6CDF" w:val="clear"/>
+          </w:tcPr>
+          <w:p>
+            <w:r>
+              <w:rPr>
+                <w:b/>
+                <w:bCs/>
+                <w:color w:val="FFFFFF"/>
+                <w:sz w:val="20"/>
+                <w:szCs w:val="20"/>
+              </w:rPr>
+              <w:t xml:space="preserve">Capability</w:t>
+            </w:r>
+          </w:p>
+        </w:tc>
+        <w:tc>
+          <w:tcPr>
+            <w:tcW w:type="dxa" w:w="6400"/>
+            <w:shd w:fill="2D6CDF" w:val="clear"/>
+          </w:tcPr>
+          <w:p>
+            <w:r>
+              <w:rPr>
+                <w:b/>
+                <w:bCs/>
+                <w:color w:val="FFFFFF"/>
+                <w:sz w:val="20"/>
+                <w:szCs w:val="20"/>
+              </w:rPr>
+              <w:t xml:space="preserve">What It Does</w:t>
+            </w:r>
+          </w:p>
+        </w:tc>
+      </w:tr>
+      <w:tr>
+        <w:trPr>
+          <w:cantSplit/>
+        </w:trPr>
+        <w:tc>
+          <w:tcPr>
+            <w:tcW w:type="dxa" w:w="2600"/>
+          </w:tcPr>
+          <w:p>
+            <w:r>
+              <w:rPr>
+                <w:sz w:val="20"/>
+                <w:szCs w:val="20"/>
+              </w:rPr>
+              <w:t xml:space="preserve">One-flag Docker scaffolding</w:t>
+            </w:r>
+          </w:p>
+        </w:tc>
+        <w:tc>
+          <w:tcPr>
+            <w:tcW w:type="dxa" w:w="6400"/>
+          </w:tcPr>
+          <w:p>
+            <w:r>
+              <w:rPr>
+                <w:sz w:val="20"/>
+                <w:szCs w:val="20"/>
+              </w:rPr>
+              <w:t xml:space="preserve">cpa new --docker-project yes generates a full deployment kit: Dockerfile, docker-compose.yml, .dockerignore, and a FastAPI wrapper around the process (examples/api_server.py) exposing GET /health and a live endpoint.</w:t>
+            </w:r>
+          </w:p>
+        </w:tc>
+      </w:tr>
+      <w:tr>
+        <w:trPr>
+          <w:cantSplit/>
+        </w:trPr>
+        <w:tc>
+          <w:tcPr>
+            <w:tcW w:type="dxa" w:w="2600"/>
+            <w:shd w:fill="F2F2F2" w:val="clear"/>
+          </w:tcPr>
+          <w:p>
+            <w:r>
+              <w:rPr>
+                <w:sz w:val="20"/>
+                <w:szCs w:val="20"/>
+              </w:rPr>
+              <w:t xml:space="preserve">Host session auth in containers</w:t>
+            </w:r>
+          </w:p>
+        </w:tc>
+        <w:tc>
+          <w:tcPr>
+            <w:tcW w:type="dxa" w:w="6400"/>
+            <w:shd w:fill="F2F2F2" w:val="clear"/>
+          </w:tcPr>
+          <w:p>
+            <w:r>
+              <w:rPr>
+                <w:sz w:val="20"/>
+                <w:szCs w:val="20"/>
+              </w:rPr>
+              <w:t xml:space="preserve">docker-compose.yml bind-mounts the host's existing claude login session (~/.claude, ~/.claude.json) into the container by default, falling back to ANTHROPIC_API_KEY when it is not present — no key required just to test a deployment.</w:t>
+            </w:r>
+          </w:p>
+        </w:tc>
+      </w:tr>
+      <w:tr>
+        <w:trPr>
+          <w:cantSplit/>
+        </w:trPr>
+        <w:tc>
+          <w:tcPr>
+            <w:tcW w:type="dxa" w:w="2600"/>
+          </w:tcPr>
+          <w:p>
+            <w:r>
+              <w:rPr>
+                <w:sz w:val="20"/>
+                <w:szCs w:val="20"/>
+              </w:rPr>
+              <w:t xml:space="preserve">Independent of --sample-needed</w:t>
+            </w:r>
+          </w:p>
+        </w:tc>
+        <w:tc>
+          <w:tcPr>
+            <w:tcW w:type="dxa" w:w="6400"/>
+          </w:tcPr>
+          <w:p>
+            <w:r>
+              <w:rPr>
+                <w:sz w:val="20"/>
+                <w:szCs w:val="20"/>
+              </w:rPr>
+              <w:t xml:space="preserve">The Docker flag composes with the existing scaffold flags — pair it with a full sample process or a clean skeleton, whichever the project starts from.</w:t>
+            </w:r>
+          </w:p>
+        </w:tc>
+      </w:tr>
+      <w:tr>
+        <w:trPr>
+          <w:cantSplit/>
+        </w:trPr>
+        <w:tc>
+          <w:tcPr>
+            <w:tcW w:type="dxa" w:w="2600"/>
+            <w:shd w:fill="F2F2F2" w:val="clear"/>
+          </w:tcPr>
+          <w:p>
+            <w:r>
+              <w:rPr>
+                <w:sz w:val="20"/>
+                <w:szCs w:val="20"/>
+              </w:rPr>
+              <w:t xml:space="preserve">Hardened build, verified end-to-end</w:t>
+            </w:r>
+          </w:p>
+        </w:tc>
+        <w:tc>
+          <w:tcPr>
+            <w:tcW w:type="dxa" w:w="6400"/>
+            <w:shd w:fill="F2F2F2" w:val="clear"/>
+          </w:tcPr>
+          <w:p>
+            <w:r>
+              <w:rPr>
+                <w:sz w:val="20"/>
+                <w:szCs w:val="20"/>
+              </w:rPr>
+              <w:t xml:space="preserve">Fixed missing git in the base image (required for pip's git+ URLs) and corrected dependency install order so the unpublished root package installs from git rather than failing against PyPI. Verified: docker build succeeds, the container starts, and both /health and the live endpoint respond correctly.</w:t>
+            </w:r>
+          </w:p>
+        </w:tc>
+      </w:tr>
+    </w:tbl>
+    <w:p>
+      <w:r>
+        <w:br w:type="page"/>
+      </w:r>
+    </w:p>
+    <w:p>
+      <w:pPr>
+        <w:pStyle w:val="Heading1"/>
+        <w:spacing w:after="150" w:before="300"/>
+      </w:pPr>
+      <w:r>
+        <w:t xml:space="preserve">8. Existing Documentation Index</w:t>
       </w:r>
     </w:p>
     <w:p>
@@ -3369,7 +3670,7 @@
         <w:spacing w:after="150" w:before="300"/>
       </w:pPr>
       <w:r>
-        <w:t xml:space="preserve">8. Status &amp; Notes</w:t>
+        <w:t xml:space="preserve">9. Status &amp; Notes</w:t>
       </w:r>
     </w:p>
     <w:p>
@@ -3395,7 +3696,7 @@
         <w:spacing w:after="60"/>
       </w:pPr>
       <w:r>
-        <w:t xml:space="preserve">Phase 2 (the guided setup-accelerator Claude Code skill) is currently a stub — use the manual cpa new flow until it lands.</w:t>
+        <w:t xml:space="preserve">Phase 2 (the guided setup-accelerator Claude Code skill) is implemented — it interviews the user, runs cpa new, wires the first process/prompts, and smoke-tests the result.</w:t>
       </w:r>
     </w:p>
     <w:p>
